--- a/reports/ksp/grade10/grade10-week24-ksp.docx
+++ b/reports/ksp/grade10/grade10-week24-ksp.docx
@@ -249,7 +249,7 @@
           </w:tcPr>
           <w:p>
             <w:r>
-              <w:t>Software, Quiz</w:t>
+              <w:t>Group By Function, Select into Statement</w:t>
             </w:r>
           </w:p>
         </w:tc>
@@ -288,7 +288,7 @@
           </w:tcPr>
           <w:p>
             <w:r>
-              <w:t>Explain the core concepts of Software, Quiz using correct terminology. Identify key components, roles, or stages related to Software, Quiz. Analyze a real-world example where Software, Quiz is applied. Compare two representations or approaches within Software, Quiz. Apply Software, Quiz concepts to a short practical task or scenario.</w:t>
+              <w:t>Explain the core concepts of Group By Function, Select into Statement using correct terminology. Identify key components, roles, or stages related to Group By Function, Select into Statement. Analyze a real-world example where Group By Function, Select into Statement is applied. Compare two representations or approaches within Group By Function, Select into Statement. Apply Group By Function, Select into Statement concepts to a short practical task or scenario.</w:t>
             </w:r>
           </w:p>
         </w:tc>
@@ -327,7 +327,7 @@
           </w:tcPr>
           <w:p>
             <w:r>
-              <w:t>Students will be able to: Explain the core concepts of Software, Quiz using correct terminology. Identify key components, roles, or stages related to Software, Quiz. Analyze a real-world example where Software, Quiz is applied. Compare two representations or approaches within Software, Quiz. Apply Software, Quiz concepts to a short practical task or scenario.</w:t>
+              <w:t>Students will be able to: Explain the core concepts of Group By Function, Select into Statement using correct terminology. Identify key components, roles, or stages related to Group By Function, Select into Statement. Analyze a real-world example where Group By Function, Select into Statement is applied. Compare two representations or approaches within Group By Function, Select into Statement. Apply Group By Function, Select into Statement concepts to a short practical task or scenario.</w:t>
             </w:r>
           </w:p>
         </w:tc>
@@ -366,7 +366,7 @@
           </w:tcPr>
           <w:p>
             <w:r>
-              <w:t>Uses technical vocabulary accurately in explanations. Identifies correct components or stages of Software, Quiz. Provides a valid real-world example and justification. Completes the practice task with clear reasoning.</w:t>
+              <w:t>Uses technical vocabulary accurately in explanations. Identifies correct components or stages of Group By Function, Select into Statement. Provides a valid real-world example and justification. Completes the practice task with clear reasoning.</w:t>
             </w:r>
           </w:p>
         </w:tc>
@@ -531,7 +531,7 @@
           </w:tcPr>
           <w:p>
             <w:r>
-              <w:t>Organizational stage (5 min): Starter: Present a short real-world case related to Software, Quiz (news, product, or school system). Ask guiding questions to activate prior knowledge. Teacher: Define Software, Quiz and outline the lesson goals. Students: Share what they already know or have used.</w:t>
+              <w:t>Organizational stage (5 min): Starter: Present a short real-world case related to Group By Function, Select into Statement (news, product, or school system). Ask guiding questions to activate prior knowledge. Teacher: Define Group By Function, Select into Statement and outline the lesson goals. Students: Share what they already know or have used.</w:t>
             </w:r>
           </w:p>
         </w:tc>
@@ -628,7 +628,7 @@
           </w:tcPr>
           <w:p>
             <w:r>
-              <w:t>New material (30 min): Explain the main concepts and components of Software, Quiz with a clear diagram. Show a real-world example and map it to the concepts. Discuss advantages, limitations, or common issues. Teacher: Model a simple analysis or walkthrough. Students: Take notes and answer quick concept checks. Case task: Students analyze a short scenario and identify how Software, Quiz is used. Small group: Build a mini summary (3-4 bullet points) of key ideas. Teacher: Provide feedback and clarify misconceptions.</w:t>
+              <w:t>New material (30 min): Explain the main concepts and components of Group By Function, Select into Statement with a clear diagram. Show a real-world example and map it to the concepts. Discuss advantages, limitations, or common issues. Teacher: Model a simple analysis or walkthrough. Students: Take notes and answer quick concept checks. Case task: Students analyze a short scenario and identify how Group By Function, Select into Statement is used. Small group: Build a mini summary (3-4 bullet points) of key ideas. Teacher: Provide feedback and clarify misconceptions.</w:t>
             </w:r>
           </w:p>
         </w:tc>
@@ -752,7 +752,7 @@
           </w:tcPr>
           <w:p>
             <w:r>
-              <w:t>Reflection (10 min): Which concept was most challenging for students? Which example worked best to explain Software, Quiz? What should be improved for the next lesson?</w:t>
+              <w:t>Reflection (10 min): Which concept was most challenging for students? Which example worked best to explain Group By Function, Select into Statement? What should be improved for the next lesson?</w:t>
             </w:r>
           </w:p>
         </w:tc>
@@ -768,7 +768,7 @@
           </w:tcPr>
           <w:p>
             <w:r>
-              <w:t>Find a real-world case where Software, Quiz is used and write a 150-200 word summary. Create a one-page study sheet with definitions, components, and one diagram of Software, Quiz.</w:t>
+              <w:t>Find a real-world case where Group By Function, Select into Statement is used and write a 150-200 word summary. Create a one-page study sheet with definitions, components, and one diagram of Group By Function, Select into Statement.</w:t>
             </w:r>
           </w:p>
         </w:tc>
